--- a/11 BAB 1 Pendahuluan FSD_updated.docx
+++ b/11 BAB 1 Pendahuluan FSD_updated.docx
@@ -1,6 +1,6 @@
 
 <file path=word/document.xml><?xml version="1.0" encoding="utf-8"?>
-<w:document xmlns:wpc="http://schemas.microsoft.com/office/word/2010/wordprocessingCanvas" xmlns:cx="http://schemas.microsoft.com/office/drawing/2014/chartex" xmlns:cx1="http://schemas.microsoft.com/office/drawing/2015/9/8/chartex" xmlns:cx2="http://schemas.microsoft.com/office/drawing/2015/10/21/chartex" xmlns:cx3="http://schemas.microsoft.com/office/drawing/2016/5/9/chartex" xmlns:cx4="http://schemas.microsoft.com/office/drawing/2016/5/10/chartex" xmlns:cx5="http://schemas.microsoft.com/office/drawing/2016/5/11/chartex" xmlns:cx6="http://schemas.microsoft.com/office/drawing/2016/5/12/chartex" xmlns:cx7="http://schemas.microsoft.com/office/drawing/2016/5/13/chartex" xmlns:cx8="http://schemas.microsoft.com/office/drawing/2016/5/14/chartex" xmlns:mc="http://schemas.openxmlformats.org/markup-compatibility/2006" xmlns:aink="http://schemas.microsoft.com/office/drawing/2016/ink" xmlns:am3d="http://schemas.microsoft.com/office/drawing/2017/model3d" xmlns:o="urn:schemas-microsoft-com:office:office" xmlns:oel="http://schemas.microsoft.com/office/2019/extlst" xmlns:r="http://schemas.openxmlformats.org/officeDocument/2006/relationships" xmlns:m="http://schemas.openxmlformats.org/officeDocument/2006/math" xmlns:v="urn:schemas-microsoft-com:vml" xmlns:wp14="http://schemas.microsoft.com/office/word/2010/wordprocessingDrawing" xmlns:wp="http://schemas.openxmlformats.org/drawingml/2006/wordprocessingDrawing" xmlns:w10="urn:schemas-microsoft-com:office:word" xmlns:w="http://schemas.openxmlformats.org/wordprocessingml/2006/main" xmlns:w14="http://schemas.microsoft.com/office/word/2010/wordml" xmlns:w15="http://schemas.microsoft.com/office/word/2012/wordml" xmlns:w16cei="http://schemas.microsoft.com/office/word/2026/wordml/cei" xmlns:w16cex="http://schemas.microsoft.com/office/word/2018/wordml/cex" xmlns:w16cid="http://schemas.microsoft.com/office/word/2016/wordml/cid" xmlns:w16="http://schemas.microsoft.com/office/word/2018/wordml" xmlns:w16du="http://schemas.microsoft.com/office/word/2023/wordml/word16du" xmlns:w16sdtdh="http://schemas.microsoft.com/office/word/2020/wordml/sdtdatahash" xmlns:w16sdtfl="http://schemas.microsoft.com/office/word/2024/wordml/sdtformatlock" xmlns:w16se="http://schemas.microsoft.com/office/word/2015/wordml/symex" xmlns:wpg="http://schemas.microsoft.com/office/word/2010/wordprocessingGroup" xmlns:wpi="http://schemas.microsoft.com/office/word/2010/wordprocessingInk" xmlns:wne="http://schemas.microsoft.com/office/word/2006/wordml" xmlns:wps="http://schemas.microsoft.com/office/word/2010/wordprocessingShape" mc:Ignorable="w14 w15 w16se w16cid w16 w16cex w16sdtdh w16sdtfl w16du wp14">
+<w:document xmlns:wpc="http://schemas.microsoft.com/office/word/2010/wordprocessingCanvas" xmlns:cx="http://schemas.microsoft.com/office/drawing/2014/chartex" xmlns:cx1="http://schemas.microsoft.com/office/drawing/2015/9/8/chartex" xmlns:cx2="http://schemas.microsoft.com/office/drawing/2015/10/21/chartex" xmlns:cx3="http://schemas.microsoft.com/office/drawing/2016/5/9/chartex" xmlns:cx4="http://schemas.microsoft.com/office/drawing/2016/5/10/chartex" xmlns:cx5="http://schemas.microsoft.com/office/drawing/2016/5/11/chartex" xmlns:cx6="http://schemas.microsoft.com/office/drawing/2016/5/12/chartex" xmlns:cx7="http://schemas.microsoft.com/office/drawing/2016/5/13/chartex" xmlns:cx8="http://schemas.microsoft.com/office/drawing/2016/5/14/chartex" xmlns:mc="http://schemas.openxmlformats.org/markup-compatibility/2006" xmlns:aink="http://schemas.microsoft.com/office/drawing/2016/ink" xmlns:am3d="http://schemas.microsoft.com/office/drawing/2017/model3d" xmlns:o="urn:schemas-microsoft-com:office:office" xmlns:oel="http://schemas.microsoft.com/office/2019/extlst" xmlns:r="http://schemas.openxmlformats.org/officeDocument/2006/relationships" xmlns:m="http://schemas.openxmlformats.org/officeDocument/2006/math" xmlns:v="urn:schemas-microsoft-com:vml" xmlns:wp14="http://schemas.microsoft.com/office/word/2010/wordprocessingDrawing" xmlns:wp="http://schemas.openxmlformats.org/drawingml/2006/wordprocessingDrawing" xmlns:w10="urn:schemas-microsoft-com:office:word" xmlns:w="http://schemas.openxmlformats.org/wordprocessingml/2006/main" xmlns:w14="http://schemas.microsoft.com/office/word/2010/wordml" xmlns:w15="http://schemas.microsoft.com/office/word/2012/wordml" xmlns:w16cex="http://schemas.microsoft.com/office/word/2018/wordml/cex" xmlns:w16cid="http://schemas.microsoft.com/office/word/2016/wordml/cid" xmlns:w16="http://schemas.microsoft.com/office/word/2018/wordml" xmlns:w16du="http://schemas.microsoft.com/office/word/2023/wordml/word16du" xmlns:w16sdtdh="http://schemas.microsoft.com/office/word/2020/wordml/sdtdatahash" xmlns:w16sdtfl="http://schemas.microsoft.com/office/word/2024/wordml/sdtformatlock" xmlns:w16se="http://schemas.microsoft.com/office/word/2015/wordml/symex" xmlns:wpg="http://schemas.microsoft.com/office/word/2010/wordprocessingGroup" xmlns:wpi="http://schemas.microsoft.com/office/word/2010/wordprocessingInk" xmlns:wne="http://schemas.microsoft.com/office/word/2006/wordml" xmlns:wps="http://schemas.microsoft.com/office/word/2010/wordprocessingShape" mc:Ignorable="w14 w15 w16se w16cid w16 w16cex w16sdtdh w16sdtfl w16du wp14">
   <w:body>
     <w:p>
       <w:pPr>
@@ -4011,23 +4011,7 @@
           <w:iCs/>
           <w:color w:val="000000" w:themeColor="text1"/>
         </w:rPr>
-        <w:t xml:space="preserve">. </w:t>
-      </w:r>
-      <w:proofErr w:type="spellStart"/>
-      <w:r>
-        <w:rPr>
-          <w:iCs/>
-          <w:color w:val="000000" w:themeColor="text1"/>
-        </w:rPr>
-        <w:t>Dengan</w:t>
-      </w:r>
-      <w:proofErr w:type="spellEnd"/>
-      <w:r>
-        <w:rPr>
-          <w:iCs/>
-          <w:color w:val="000000" w:themeColor="text1"/>
-        </w:rPr>
-        <w:t xml:space="preserve"> </w:t>
+        <w:t xml:space="preserve">. Dengan </w:t>
       </w:r>
       <w:proofErr w:type="spellStart"/>
       <w:r>
@@ -5327,43 +5311,13 @@
           <w:color w:val="000000" w:themeColor="text1"/>
         </w:rPr>
       </w:pPr>
-      <w:proofErr w:type="spellStart"/>
-      <w:proofErr w:type="spellEnd"/>
-      <w:proofErr w:type="spellStart"/>
-      <w:proofErr w:type="spellEnd"/>
-      <w:proofErr w:type="spellStart"/>
-      <w:proofErr w:type="spellEnd"/>
-      <w:proofErr w:type="spellStart"/>
-      <w:proofErr w:type="spellEnd"/>
-      <w:proofErr w:type="spellStart"/>
-      <w:proofErr w:type="spellEnd"/>
-      <w:proofErr w:type="spellStart"/>
-      <w:proofErr w:type="spellEnd"/>
-      <w:proofErr w:type="spellStart"/>
-      <w:proofErr w:type="spellEnd"/>
-      <w:proofErr w:type="spellStart"/>
-      <w:proofErr w:type="spellEnd"/>
-      <w:proofErr w:type="spellStart"/>
-      <w:proofErr w:type="spellEnd"/>
-      <w:proofErr w:type="spellStart"/>
-      <w:proofErr w:type="spellEnd"/>
-      <w:proofErr w:type="spellStart"/>
-      <w:proofErr w:type="spellEnd"/>
-      <w:proofErr w:type="spellStart"/>
-      <w:proofErr w:type="spellEnd"/>
-      <w:proofErr w:type="spellStart"/>
-      <w:proofErr w:type="spellEnd"/>
-      <w:proofErr w:type="spellStart"/>
-      <w:proofErr w:type="spellEnd"/>
-      <w:proofErr w:type="spellStart"/>
-      <w:proofErr w:type="spellEnd"/>
       <w:r>
         <w:rPr>
           <w:iCs/>
           <w:color w:val="000000" w:themeColor="text1"/>
           <w:highlight w:val="yellow"/>
         </w:rPr>
-        <w:t xml:space="preserve">Sejauh ini, beberapa aplikasi serupa telah dikembangkan, baik di Indonesia maupun secara global, yang menawarkan layanan konsultasi kesehatan secara digital. Tinjauan terhadap aplikasi-aplikasi tersebut diperlukan untuk memahami posisi dan nilai tambah yang dapat ditawarkan oleh aplikasi yang akan dikembangkan dalam penelitian ini.</w:t>
+        <w:t>Sejauh ini, beberapa aplikasi serupa telah dikembangkan, baik di Indonesia maupun secara global, yang menawarkan layanan konsultasi kesehatan secara digital. Tinjauan terhadap aplikasi-aplikasi tersebut diperlukan untuk memahami posisi dan nilai tambah yang dapat ditawarkan oleh aplikasi yang akan dikembangkan dalam penelitian ini.</w:t>
       </w:r>
     </w:p>
     <w:p>
@@ -5374,36 +5328,6 @@
           <w:color w:val="000000" w:themeColor="text1"/>
         </w:rPr>
       </w:pPr>
-      <w:proofErr w:type="spellStart"/>
-      <w:proofErr w:type="spellEnd"/>
-      <w:proofErr w:type="spellStart"/>
-      <w:proofErr w:type="spellEnd"/>
-      <w:proofErr w:type="spellStart"/>
-      <w:proofErr w:type="spellEnd"/>
-      <w:proofErr w:type="spellStart"/>
-      <w:proofErr w:type="spellEnd"/>
-      <w:proofErr w:type="spellStart"/>
-      <w:proofErr w:type="spellEnd"/>
-      <w:proofErr w:type="spellStart"/>
-      <w:proofErr w:type="spellEnd"/>
-      <w:proofErr w:type="spellStart"/>
-      <w:proofErr w:type="spellEnd"/>
-      <w:proofErr w:type="spellStart"/>
-      <w:proofErr w:type="spellEnd"/>
-      <w:proofErr w:type="spellStart"/>
-      <w:proofErr w:type="spellEnd"/>
-      <w:proofErr w:type="spellStart"/>
-      <w:proofErr w:type="spellEnd"/>
-      <w:proofErr w:type="spellStart"/>
-      <w:proofErr w:type="spellEnd"/>
-      <w:proofErr w:type="spellStart"/>
-      <w:proofErr w:type="spellEnd"/>
-      <w:proofErr w:type="spellStart"/>
-      <w:proofErr w:type="spellEnd"/>
-      <w:proofErr w:type="spellStart"/>
-      <w:proofErr w:type="spellEnd"/>
-      <w:proofErr w:type="spellStart"/>
-      <w:proofErr w:type="spellEnd"/>
       <w:r>
         <w:rPr>
           <w:iCs/>
@@ -5421,43 +5345,14 @@
           <w:color w:val="000000" w:themeColor="text1"/>
         </w:rPr>
       </w:pPr>
-      <w:proofErr w:type="spellStart"/>
-      <w:proofErr w:type="spellEnd"/>
-      <w:proofErr w:type="spellStart"/>
-      <w:proofErr w:type="spellEnd"/>
-      <w:proofErr w:type="spellStart"/>
-      <w:proofErr w:type="spellEnd"/>
-      <w:proofErr w:type="spellStart"/>
-      <w:proofErr w:type="spellEnd"/>
-      <w:proofErr w:type="spellStart"/>
-      <w:proofErr w:type="spellEnd"/>
-      <w:proofErr w:type="spellStart"/>
-      <w:proofErr w:type="spellEnd"/>
-      <w:proofErr w:type="spellStart"/>
-      <w:proofErr w:type="spellEnd"/>
-      <w:proofErr w:type="spellStart"/>
-      <w:proofErr w:type="spellEnd"/>
-      <w:proofErr w:type="spellStart"/>
-      <w:proofErr w:type="spellEnd"/>
-      <w:proofErr w:type="spellStart"/>
-      <w:proofErr w:type="spellEnd"/>
-      <w:proofErr w:type="spellStart"/>
-      <w:proofErr w:type="spellEnd"/>
-      <w:proofErr w:type="spellStart"/>
-      <w:proofErr w:type="spellEnd"/>
-      <w:proofErr w:type="spellStart"/>
-      <w:proofErr w:type="spellEnd"/>
-      <w:proofErr w:type="spellStart"/>
-      <w:proofErr w:type="spellEnd"/>
-      <w:proofErr w:type="spellStart"/>
-      <w:proofErr w:type="spellEnd"/>
       <w:r>
         <w:rPr>
           <w:iCs/>
           <w:color w:val="000000" w:themeColor="text1"/>
           <w:highlight w:val="yellow"/>
         </w:rPr>
-        <w:t xml:space="preserve">Dalam ranah kesehatan hewan di Indonesia, aplikasi HiPet merupakan salah satu platform yang menyediakan layanan konsultasi dengan dokter hewan secara daring. Kelebihannya mencakup ketersediaan konsultasi 24 jam dan cakupan layanan yang beragam mulai dari grooming hingga klinik. Namun demikian, HiPet belum mengintegrasikan fitur manajemen rekam medis hewan secara komprehensif dan pembelian obat resep berdasarkan hasil konsultasi dokter dalam satu ekosistem aplikasi yang terpadu.</w:t>
+        <w:lastRenderedPageBreak/>
+        <w:t>Dalam ranah kesehatan hewan di Indonesia, aplikasi HiPet merupakan salah satu platform yang menyediakan layanan konsultasi dengan dokter hewan secara daring. Kelebihannya mencakup ketersediaan konsultasi 24 jam dan cakupan layanan yang beragam mulai dari grooming hingga klinik. Namun demikian, HiPet belum mengintegrasikan fitur manajemen rekam medis hewan secara komprehensif dan pembelian obat resep berdasarkan hasil konsultasi dokter dalam satu ekosistem aplikasi yang terpadu.</w:t>
       </w:r>
     </w:p>
     <w:p>
@@ -5468,36 +5363,6 @@
           <w:color w:val="000000" w:themeColor="text1"/>
         </w:rPr>
       </w:pPr>
-      <w:proofErr w:type="spellStart"/>
-      <w:proofErr w:type="spellEnd"/>
-      <w:proofErr w:type="spellStart"/>
-      <w:proofErr w:type="spellEnd"/>
-      <w:proofErr w:type="spellStart"/>
-      <w:proofErr w:type="spellEnd"/>
-      <w:proofErr w:type="spellStart"/>
-      <w:proofErr w:type="spellEnd"/>
-      <w:proofErr w:type="spellStart"/>
-      <w:proofErr w:type="spellEnd"/>
-      <w:proofErr w:type="spellStart"/>
-      <w:proofErr w:type="spellEnd"/>
-      <w:proofErr w:type="spellStart"/>
-      <w:proofErr w:type="spellEnd"/>
-      <w:proofErr w:type="spellStart"/>
-      <w:proofErr w:type="spellEnd"/>
-      <w:proofErr w:type="spellStart"/>
-      <w:proofErr w:type="spellEnd"/>
-      <w:proofErr w:type="spellStart"/>
-      <w:proofErr w:type="spellEnd"/>
-      <w:proofErr w:type="spellStart"/>
-      <w:proofErr w:type="spellEnd"/>
-      <w:proofErr w:type="spellStart"/>
-      <w:proofErr w:type="spellEnd"/>
-      <w:proofErr w:type="spellStart"/>
-      <w:proofErr w:type="spellEnd"/>
-      <w:proofErr w:type="spellStart"/>
-      <w:proofErr w:type="spellEnd"/>
-      <w:proofErr w:type="spellStart"/>
-      <w:proofErr w:type="spellEnd"/>
       <w:r>
         <w:rPr>
           <w:iCs/>
@@ -5515,43 +5380,22 @@
           <w:color w:val="000000" w:themeColor="text1"/>
         </w:rPr>
       </w:pPr>
-      <w:proofErr w:type="spellStart"/>
-      <w:proofErr w:type="spellEnd"/>
-      <w:proofErr w:type="spellStart"/>
-      <w:proofErr w:type="spellEnd"/>
-      <w:proofErr w:type="spellStart"/>
-      <w:proofErr w:type="spellEnd"/>
-      <w:proofErr w:type="spellStart"/>
-      <w:proofErr w:type="spellEnd"/>
-      <w:proofErr w:type="spellStart"/>
-      <w:proofErr w:type="spellEnd"/>
-      <w:proofErr w:type="spellStart"/>
-      <w:proofErr w:type="spellEnd"/>
-      <w:proofErr w:type="spellStart"/>
-      <w:proofErr w:type="spellEnd"/>
-      <w:proofErr w:type="spellStart"/>
-      <w:proofErr w:type="spellEnd"/>
-      <w:proofErr w:type="spellStart"/>
-      <w:proofErr w:type="spellEnd"/>
-      <w:proofErr w:type="spellStart"/>
-      <w:proofErr w:type="spellEnd"/>
-      <w:proofErr w:type="spellStart"/>
-      <w:proofErr w:type="spellEnd"/>
-      <w:proofErr w:type="spellStart"/>
-      <w:proofErr w:type="spellEnd"/>
-      <w:proofErr w:type="spellStart"/>
-      <w:proofErr w:type="spellEnd"/>
-      <w:proofErr w:type="spellStart"/>
-      <w:proofErr w:type="spellEnd"/>
-      <w:proofErr w:type="spellStart"/>
-      <w:proofErr w:type="spellEnd"/>
       <w:r>
         <w:rPr>
           <w:iCs/>
           <w:color w:val="000000" w:themeColor="text1"/>
           <w:highlight w:val="yellow"/>
         </w:rPr>
-        <w:t xml:space="preserve">Berdasarkan analisis komparatif terhadap aplikasi-aplikasi yang telah ada tersebut, dapat diidentifikasi bahwa terdapat celah (gap) yang belum terpenuhi, khususnya di pasar Indonesia, yaitu belum adanya platform veterinary telemedicine yang secara khusus mengintegrasikan layanan konsultasi dokter hewan, penerbitan resep digital, pembelian obat, dan pencatatan rekam medis hewan peliharaan dalam satu aplikasi mobile yang utuh dan berbahasa Indonesia. Kondisi ini memperkuat urgensi pengembangan aplikasi yang diusulkan dalam penelitian ini.</w:t>
+        <w:t xml:space="preserve">Berdasarkan analisis komparatif terhadap aplikasi-aplikasi yang telah ada tersebut, dapat diidentifikasi bahwa terdapat celah (gap) yang belum terpenuhi, khususnya di pasar Indonesia, yaitu belum adanya platform veterinary telemedicine yang secara khusus mengintegrasikan layanan konsultasi dokter hewan, penerbitan resep digital, pembelian obat, dan pencatatan rekam medis hewan peliharaan dalam </w:t>
+      </w:r>
+      <w:r>
+        <w:rPr>
+          <w:iCs/>
+          <w:color w:val="000000" w:themeColor="text1"/>
+          <w:highlight w:val="yellow"/>
+        </w:rPr>
+        <w:lastRenderedPageBreak/>
+        <w:t>satu aplikasi mobile yang utuh dan berbahasa Indonesia. Kondisi ini memperkuat urgensi pengembangan aplikasi yang diusulkan dalam penelitian ini.</w:t>
       </w:r>
     </w:p>
     <w:p>
@@ -5938,7 +5782,23 @@
           <w:iCs/>
           <w:color w:val="000000" w:themeColor="text1"/>
         </w:rPr>
-        <w:t xml:space="preserve"> online. Aplikasi </w:t>
+        <w:t xml:space="preserve"> online. </w:t>
+      </w:r>
+      <w:proofErr w:type="spellStart"/>
+      <w:r>
+        <w:rPr>
+          <w:iCs/>
+          <w:color w:val="000000" w:themeColor="text1"/>
+        </w:rPr>
+        <w:t>Aplikasi</w:t>
+      </w:r>
+      <w:proofErr w:type="spellEnd"/>
+      <w:r>
+        <w:rPr>
+          <w:iCs/>
+          <w:color w:val="000000" w:themeColor="text1"/>
+        </w:rPr>
+        <w:t xml:space="preserve"> </w:t>
       </w:r>
       <w:proofErr w:type="spellStart"/>
       <w:r>
@@ -6358,7 +6218,7 @@
     </w:p>
     <w:p>
       <w:pPr>
-        <w:ind w:left="360"/>
+        <w:ind w:left="360" w:firstLine="360"/>
       </w:pPr>
       <w:proofErr w:type="spellStart"/>
       <w:r>
@@ -6498,7 +6358,6 @@
         </w:numPr>
       </w:pPr>
       <w:r>
-        <w:lastRenderedPageBreak/>
         <w:t>Tujuan</w:t>
       </w:r>
     </w:p>
@@ -6665,6 +6524,7 @@
           <w:color w:val="000000" w:themeColor="text1"/>
           <w:lang w:val="de-DE"/>
         </w:rPr>
+        <w:lastRenderedPageBreak/>
         <w:t>Penguatan konsep platform digital terintegrasi di bidang veteriner</w:t>
       </w:r>
     </w:p>
@@ -6883,7 +6743,6 @@
           <w:color w:val="000000" w:themeColor="text1"/>
           <w:lang w:val="de-DE"/>
         </w:rPr>
-        <w:lastRenderedPageBreak/>
         <w:t>Dapat menjadi wadah bagi para dokter hewan baru untuk mencari pelanggan tanpa harus memiliki klinik sendiri</w:t>
       </w:r>
     </w:p>
@@ -6962,6 +6821,7 @@
           <w:color w:val="000000" w:themeColor="text1"/>
           <w:lang w:val="de-DE"/>
         </w:rPr>
+        <w:lastRenderedPageBreak/>
         <w:t>Penelitian ini menjadi sarana untuk menerapkan ilmu yang diperoleh selama perkuliahan, khususnya dalam bidang pengembangan aplikasi mobile, sistem informasi kesehatan, dan teknologi digital berbasis telemedicine.</w:t>
       </w:r>
     </w:p>
@@ -6976,35 +6836,16 @@
     </w:p>
     <w:p>
       <w:pPr>
-        <w:numPr>
-          <w:ilvl w:val="1"/>
-          <w:numId w:val="2"/>
-        </w:numPr>
-        <w:pBdr>
-          <w:top w:val="nil"/>
-          <w:left w:val="nil"/>
-          <w:bottom w:val="nil"/>
-          <w:right w:val="nil"/>
-          <w:between w:val="nil"/>
-        </w:pBdr>
-        <w:rPr>
-          <w:b/>
-          <w:color w:val="000000"/>
-        </w:rPr>
-      </w:pPr>
-      <w:r>
-        <w:rPr>
-          <w:b/>
-          <w:color w:val="000000"/>
-        </w:rPr>
+        <w:pStyle w:val="Heading2"/>
+      </w:pPr>
+      <w:r>
+        <w:t xml:space="preserve">1.5 </w:t>
+      </w:r>
+      <w:r>
         <w:t xml:space="preserve">Ruang </w:t>
       </w:r>
       <w:proofErr w:type="spellStart"/>
       <w:r>
-        <w:rPr>
-          <w:b/>
-          <w:color w:val="000000"/>
-        </w:rPr>
         <w:t>Lingkup</w:t>
       </w:r>
       <w:proofErr w:type="spellEnd"/>
@@ -7517,12 +7358,21 @@
           <w:color w:val="000000" w:themeColor="text1"/>
         </w:rPr>
       </w:pPr>
-      <w:r>
-        <w:rPr>
-          <w:iCs/>
-          <w:color w:val="000000" w:themeColor="text1"/>
-        </w:rPr>
-        <w:t xml:space="preserve">Aplikasi yang </w:t>
+      <w:proofErr w:type="spellStart"/>
+      <w:r>
+        <w:rPr>
+          <w:iCs/>
+          <w:color w:val="000000" w:themeColor="text1"/>
+        </w:rPr>
+        <w:t>Aplikasi</w:t>
+      </w:r>
+      <w:proofErr w:type="spellEnd"/>
+      <w:r>
+        <w:rPr>
+          <w:iCs/>
+          <w:color w:val="000000" w:themeColor="text1"/>
+        </w:rPr>
+        <w:t xml:space="preserve"> yang </w:t>
       </w:r>
       <w:proofErr w:type="spellStart"/>
       <w:r>
@@ -7953,7 +7803,6 @@
           <w:color w:val="000000"/>
           <w:lang w:val="de-DE"/>
         </w:rPr>
-        <w:lastRenderedPageBreak/>
         <w:t>Penelitian tidak membahas diagnosis medis secara mendalam, melainkan berfokus pada penyediaan media konsultasi dan akses layanan kesehatan hewan secara digital.</w:t>
       </w:r>
     </w:p>
@@ -8028,33 +7877,22 @@
     </w:p>
     <w:p>
       <w:pPr>
-        <w:numPr>
-          <w:ilvl w:val="1"/>
-          <w:numId w:val="2"/>
-        </w:numPr>
-        <w:rPr>
-          <w:b/>
-        </w:rPr>
-      </w:pPr>
-      <w:proofErr w:type="spellStart"/>
-      <w:r>
-        <w:rPr>
-          <w:b/>
-        </w:rPr>
+        <w:pStyle w:val="Heading2"/>
+      </w:pPr>
+      <w:r>
+        <w:lastRenderedPageBreak/>
+        <w:t xml:space="preserve">1.6 </w:t>
+      </w:r>
+      <w:proofErr w:type="spellStart"/>
+      <w:r>
         <w:t>Sistematika</w:t>
       </w:r>
       <w:proofErr w:type="spellEnd"/>
       <w:r>
-        <w:rPr>
-          <w:b/>
-        </w:rPr>
-        <w:t xml:space="preserve"> </w:t>
-      </w:r>
-      <w:proofErr w:type="spellStart"/>
-      <w:r>
-        <w:rPr>
-          <w:b/>
-        </w:rPr>
+        <w:t xml:space="preserve"> </w:t>
+      </w:r>
+      <w:proofErr w:type="spellStart"/>
+      <w:r>
         <w:t>Penulisan</w:t>
       </w:r>
       <w:proofErr w:type="spellEnd"/>
@@ -8079,696 +7917,34 @@
     <w:p>
       <w:pPr>
         <w:ind w:firstLine="709"/>
-      </w:pPr>
-      <w:proofErr w:type="spellStart"/>
+        <w:rPr>
+          <w:lang w:val="de-DE"/>
+        </w:rPr>
+      </w:pPr>
       <w:r>
         <w:rPr>
           <w:i/>
           <w:color w:val="808080"/>
-        </w:rPr>
-        <w:t>Tuliskan</w:t>
-      </w:r>
-      <w:proofErr w:type="spellEnd"/>
-      <w:r>
-        <w:rPr>
-          <w:i/>
-          <w:color w:val="808080"/>
-        </w:rPr>
-        <w:t xml:space="preserve"> </w:t>
-      </w:r>
-      <w:proofErr w:type="spellStart"/>
-      <w:r>
-        <w:rPr>
-          <w:i/>
-          <w:color w:val="808080"/>
-        </w:rPr>
-        <w:t>sistematika</w:t>
-      </w:r>
-      <w:proofErr w:type="spellEnd"/>
-      <w:r>
-        <w:rPr>
-          <w:i/>
-          <w:color w:val="808080"/>
-        </w:rPr>
-        <w:t xml:space="preserve"> </w:t>
-      </w:r>
-      <w:proofErr w:type="spellStart"/>
-      <w:r>
-        <w:rPr>
-          <w:i/>
-          <w:color w:val="808080"/>
-        </w:rPr>
-        <w:t>penulisan</w:t>
-      </w:r>
-      <w:proofErr w:type="spellEnd"/>
-      <w:r>
-        <w:rPr>
-          <w:i/>
-          <w:color w:val="808080"/>
-        </w:rPr>
-        <w:t xml:space="preserve"> </w:t>
-      </w:r>
-      <w:proofErr w:type="spellStart"/>
-      <w:r>
-        <w:rPr>
-          <w:i/>
-          <w:color w:val="808080"/>
-        </w:rPr>
-        <w:t>buku</w:t>
-      </w:r>
-      <w:proofErr w:type="spellEnd"/>
-      <w:r>
-        <w:rPr>
-          <w:i/>
-          <w:color w:val="808080"/>
-        </w:rPr>
-        <w:t xml:space="preserve"> </w:t>
-      </w:r>
-      <w:proofErr w:type="spellStart"/>
-      <w:r>
-        <w:rPr>
-          <w:i/>
-          <w:color w:val="808080"/>
-        </w:rPr>
-        <w:t>Tugas</w:t>
-      </w:r>
-      <w:proofErr w:type="spellEnd"/>
-      <w:r>
-        <w:rPr>
-          <w:i/>
-          <w:color w:val="808080"/>
-        </w:rPr>
-        <w:t xml:space="preserve"> Akhir yang Anda buat, </w:t>
-      </w:r>
-      <w:proofErr w:type="spellStart"/>
-      <w:r>
-        <w:rPr>
-          <w:i/>
-          <w:color w:val="808080"/>
-        </w:rPr>
-        <w:t>seperti</w:t>
-      </w:r>
-      <w:proofErr w:type="spellEnd"/>
-      <w:r>
-        <w:rPr>
-          <w:i/>
-          <w:color w:val="808080"/>
-        </w:rPr>
-        <w:t xml:space="preserve"> </w:t>
-      </w:r>
-      <w:proofErr w:type="spellStart"/>
-      <w:r>
-        <w:rPr>
-          <w:i/>
-          <w:color w:val="808080"/>
-        </w:rPr>
-        <w:t>bab</w:t>
-      </w:r>
-      <w:proofErr w:type="spellEnd"/>
-      <w:r>
-        <w:rPr>
-          <w:i/>
-          <w:color w:val="808080"/>
-        </w:rPr>
-        <w:t xml:space="preserve"> 1 </w:t>
-      </w:r>
-      <w:proofErr w:type="spellStart"/>
-      <w:r>
-        <w:rPr>
-          <w:i/>
-          <w:color w:val="808080"/>
-        </w:rPr>
-        <w:t>berisi</w:t>
-      </w:r>
-      <w:proofErr w:type="spellEnd"/>
-      <w:r>
-        <w:rPr>
-          <w:i/>
-          <w:color w:val="808080"/>
-        </w:rPr>
-        <w:t xml:space="preserve"> </w:t>
-      </w:r>
-      <w:proofErr w:type="spellStart"/>
-      <w:r>
-        <w:rPr>
-          <w:i/>
-          <w:color w:val="808080"/>
-        </w:rPr>
-        <w:t>tentang</w:t>
-      </w:r>
-      <w:proofErr w:type="spellEnd"/>
-      <w:r>
-        <w:rPr>
-          <w:i/>
-          <w:color w:val="808080"/>
-        </w:rPr>
-        <w:t xml:space="preserve"> </w:t>
-      </w:r>
-      <w:proofErr w:type="spellStart"/>
-      <w:r>
-        <w:rPr>
-          <w:i/>
-          <w:color w:val="808080"/>
-        </w:rPr>
-        <w:t>apa</w:t>
-      </w:r>
-      <w:proofErr w:type="spellEnd"/>
-      <w:r>
-        <w:rPr>
-          <w:i/>
-          <w:color w:val="808080"/>
-        </w:rPr>
-        <w:t xml:space="preserve">, </w:t>
-      </w:r>
-      <w:proofErr w:type="spellStart"/>
-      <w:r>
-        <w:rPr>
-          <w:i/>
-          <w:color w:val="808080"/>
-        </w:rPr>
-        <w:t>bab</w:t>
-      </w:r>
-      <w:proofErr w:type="spellEnd"/>
-      <w:r>
-        <w:rPr>
-          <w:i/>
-          <w:color w:val="808080"/>
-        </w:rPr>
-        <w:t xml:space="preserve"> 2 </w:t>
-      </w:r>
-      <w:proofErr w:type="spellStart"/>
-      <w:r>
-        <w:rPr>
-          <w:i/>
-          <w:color w:val="808080"/>
-        </w:rPr>
-        <w:t>berisi</w:t>
-      </w:r>
-      <w:proofErr w:type="spellEnd"/>
-      <w:r>
-        <w:rPr>
-          <w:i/>
-          <w:color w:val="808080"/>
-        </w:rPr>
-        <w:t xml:space="preserve"> </w:t>
-      </w:r>
-      <w:proofErr w:type="spellStart"/>
-      <w:r>
-        <w:rPr>
-          <w:i/>
-          <w:color w:val="808080"/>
-        </w:rPr>
-        <w:t>tentang</w:t>
-      </w:r>
-      <w:proofErr w:type="spellEnd"/>
-      <w:r>
-        <w:rPr>
-          <w:i/>
-          <w:color w:val="808080"/>
-        </w:rPr>
-        <w:t xml:space="preserve"> </w:t>
-      </w:r>
-      <w:proofErr w:type="spellStart"/>
-      <w:r>
-        <w:rPr>
-          <w:i/>
-          <w:color w:val="808080"/>
-        </w:rPr>
-        <w:t>teori</w:t>
-      </w:r>
-      <w:proofErr w:type="spellEnd"/>
-      <w:r>
-        <w:rPr>
-          <w:i/>
-          <w:color w:val="808080"/>
-        </w:rPr>
-        <w:t>/</w:t>
-      </w:r>
-      <w:proofErr w:type="spellStart"/>
-      <w:proofErr w:type="gramStart"/>
-      <w:r>
-        <w:rPr>
-          <w:i/>
-          <w:color w:val="808080"/>
-        </w:rPr>
-        <w:t>teknologi</w:t>
-      </w:r>
-      <w:proofErr w:type="spellEnd"/>
-      <w:r>
-        <w:rPr>
-          <w:i/>
-          <w:color w:val="808080"/>
-        </w:rPr>
-        <w:t xml:space="preserve">  yang</w:t>
-      </w:r>
-      <w:proofErr w:type="gramEnd"/>
-      <w:r>
-        <w:rPr>
-          <w:i/>
-          <w:color w:val="808080"/>
-        </w:rPr>
-        <w:t xml:space="preserve"> </w:t>
-      </w:r>
-      <w:proofErr w:type="spellStart"/>
-      <w:r>
-        <w:rPr>
-          <w:i/>
-          <w:color w:val="808080"/>
-        </w:rPr>
-        <w:t>digunakan</w:t>
-      </w:r>
-      <w:proofErr w:type="spellEnd"/>
-      <w:r>
-        <w:rPr>
-          <w:i/>
-          <w:color w:val="808080"/>
-        </w:rPr>
-        <w:t xml:space="preserve"> </w:t>
-      </w:r>
-      <w:proofErr w:type="spellStart"/>
-      <w:r>
-        <w:rPr>
-          <w:i/>
-          <w:color w:val="808080"/>
-        </w:rPr>
-        <w:t>apa</w:t>
-      </w:r>
-      <w:proofErr w:type="spellEnd"/>
-      <w:r>
-        <w:rPr>
-          <w:i/>
-          <w:color w:val="808080"/>
-        </w:rPr>
-        <w:t xml:space="preserve"> </w:t>
-      </w:r>
-      <w:proofErr w:type="spellStart"/>
-      <w:r>
-        <w:rPr>
-          <w:i/>
-          <w:color w:val="808080"/>
-        </w:rPr>
-        <w:t>saja</w:t>
-      </w:r>
-      <w:proofErr w:type="spellEnd"/>
-      <w:r>
-        <w:rPr>
-          <w:i/>
-          <w:color w:val="808080"/>
-        </w:rPr>
-        <w:t xml:space="preserve"> dan </w:t>
-      </w:r>
-      <w:proofErr w:type="spellStart"/>
-      <w:r>
-        <w:rPr>
-          <w:i/>
-          <w:color w:val="808080"/>
-        </w:rPr>
-        <w:t>bab</w:t>
-      </w:r>
-      <w:proofErr w:type="spellEnd"/>
-      <w:r>
-        <w:rPr>
-          <w:i/>
-          <w:color w:val="808080"/>
-        </w:rPr>
-        <w:t xml:space="preserve"> 3 </w:t>
-      </w:r>
-      <w:proofErr w:type="spellStart"/>
-      <w:r>
-        <w:rPr>
-          <w:i/>
-          <w:color w:val="808080"/>
-        </w:rPr>
-        <w:t>tentang</w:t>
-      </w:r>
-      <w:proofErr w:type="spellEnd"/>
-      <w:r>
-        <w:rPr>
-          <w:i/>
-          <w:color w:val="808080"/>
-        </w:rPr>
-        <w:t xml:space="preserve"> </w:t>
-      </w:r>
-      <w:proofErr w:type="spellStart"/>
-      <w:r>
-        <w:rPr>
-          <w:i/>
-          <w:color w:val="808080"/>
-        </w:rPr>
-        <w:t>apa</w:t>
-      </w:r>
-      <w:proofErr w:type="spellEnd"/>
-      <w:r>
-        <w:rPr>
-          <w:i/>
-          <w:color w:val="808080"/>
-        </w:rPr>
-        <w:t xml:space="preserve"> </w:t>
-      </w:r>
-      <w:proofErr w:type="spellStart"/>
-      <w:r>
-        <w:rPr>
-          <w:i/>
-          <w:color w:val="808080"/>
-        </w:rPr>
-        <w:t>saja</w:t>
-      </w:r>
-      <w:proofErr w:type="spellEnd"/>
-      <w:r>
-        <w:rPr>
-          <w:i/>
-          <w:color w:val="808080"/>
-        </w:rPr>
-        <w:t xml:space="preserve"> yang </w:t>
-      </w:r>
-      <w:proofErr w:type="spellStart"/>
-      <w:r>
-        <w:rPr>
-          <w:i/>
-          <w:color w:val="808080"/>
-        </w:rPr>
-        <w:t>dilakukan</w:t>
-      </w:r>
-      <w:proofErr w:type="spellEnd"/>
-      <w:r>
-        <w:rPr>
-          <w:i/>
-          <w:color w:val="808080"/>
-        </w:rPr>
-        <w:t xml:space="preserve"> pada </w:t>
-      </w:r>
-      <w:proofErr w:type="spellStart"/>
-      <w:r>
-        <w:rPr>
-          <w:i/>
-          <w:color w:val="808080"/>
-        </w:rPr>
-        <w:t>metodologi</w:t>
-      </w:r>
-      <w:proofErr w:type="spellEnd"/>
-      <w:r>
-        <w:rPr>
-          <w:i/>
-          <w:color w:val="808080"/>
-        </w:rPr>
-        <w:t xml:space="preserve"> </w:t>
-      </w:r>
-      <w:proofErr w:type="spellStart"/>
-      <w:r>
-        <w:rPr>
-          <w:i/>
-          <w:color w:val="808080"/>
-        </w:rPr>
-        <w:t>penelitian</w:t>
-      </w:r>
-      <w:proofErr w:type="spellEnd"/>
-      <w:r>
-        <w:rPr>
-          <w:i/>
-          <w:color w:val="808080"/>
-        </w:rPr>
-        <w:t xml:space="preserve">. </w:t>
+          <w:lang w:val="de-DE"/>
+        </w:rPr>
+        <w:t xml:space="preserve">Tuliskan sistematika penulisan buku Tugas Akhir yang Anda buat, seperti bab 1 berisi tentang apa, bab 2 berisi tentang teori/teknologi  yang digunakan apa saja dan bab 3 tentang apa saja yang dilakukan pada metodologi penelitian. </w:t>
       </w:r>
       <w:r>
         <w:rPr>
           <w:b/>
           <w:i/>
           <w:color w:val="808080"/>
-        </w:rPr>
-        <w:t xml:space="preserve">Jika </w:t>
-      </w:r>
-      <w:proofErr w:type="spellStart"/>
-      <w:r>
-        <w:rPr>
-          <w:b/>
+          <w:lang w:val="de-DE"/>
+        </w:rPr>
+        <w:t>Jika sudah</w:t>
+      </w:r>
+      <w:r>
+        <w:rPr>
           <w:i/>
           <w:color w:val="808080"/>
-        </w:rPr>
-        <w:t>sudah</w:t>
-      </w:r>
-      <w:proofErr w:type="spellEnd"/>
-      <w:r>
-        <w:rPr>
-          <w:i/>
-          <w:color w:val="808080"/>
-        </w:rPr>
-        <w:t xml:space="preserve"> </w:t>
-      </w:r>
-      <w:proofErr w:type="spellStart"/>
-      <w:r>
-        <w:rPr>
-          <w:i/>
-          <w:color w:val="808080"/>
-        </w:rPr>
-        <w:t>mengerjakan</w:t>
-      </w:r>
-      <w:proofErr w:type="spellEnd"/>
-      <w:r>
-        <w:rPr>
-          <w:i/>
-          <w:color w:val="808080"/>
-        </w:rPr>
-        <w:t xml:space="preserve"> </w:t>
-      </w:r>
-      <w:proofErr w:type="spellStart"/>
-      <w:r>
-        <w:rPr>
-          <w:i/>
-          <w:color w:val="808080"/>
-        </w:rPr>
-        <w:t>Tugas</w:t>
-      </w:r>
-      <w:proofErr w:type="spellEnd"/>
-      <w:r>
-        <w:rPr>
-          <w:i/>
-          <w:color w:val="808080"/>
-        </w:rPr>
-        <w:t xml:space="preserve"> Akhir </w:t>
-      </w:r>
-      <w:proofErr w:type="spellStart"/>
-      <w:r>
-        <w:rPr>
-          <w:i/>
-          <w:color w:val="808080"/>
-        </w:rPr>
-        <w:t>maka</w:t>
-      </w:r>
-      <w:proofErr w:type="spellEnd"/>
-      <w:r>
-        <w:rPr>
-          <w:i/>
-          <w:color w:val="808080"/>
-        </w:rPr>
-        <w:t xml:space="preserve"> di </w:t>
-      </w:r>
-      <w:proofErr w:type="spellStart"/>
-      <w:r>
-        <w:rPr>
-          <w:i/>
-          <w:color w:val="808080"/>
-        </w:rPr>
-        <w:t>tambahkan</w:t>
-      </w:r>
-      <w:proofErr w:type="spellEnd"/>
-      <w:r>
-        <w:rPr>
-          <w:i/>
-          <w:color w:val="808080"/>
-        </w:rPr>
-        <w:t xml:space="preserve"> Bab 4 </w:t>
-      </w:r>
-      <w:proofErr w:type="spellStart"/>
-      <w:r>
-        <w:rPr>
-          <w:i/>
-          <w:color w:val="808080"/>
-        </w:rPr>
-        <w:t>membahas</w:t>
-      </w:r>
-      <w:proofErr w:type="spellEnd"/>
-      <w:r>
-        <w:rPr>
-          <w:i/>
-          <w:color w:val="808080"/>
-        </w:rPr>
-        <w:t xml:space="preserve"> </w:t>
-      </w:r>
-      <w:proofErr w:type="spellStart"/>
-      <w:r>
-        <w:rPr>
-          <w:i/>
-          <w:color w:val="808080"/>
-        </w:rPr>
-        <w:t>tentang</w:t>
-      </w:r>
-      <w:proofErr w:type="spellEnd"/>
-      <w:r>
-        <w:rPr>
-          <w:i/>
-          <w:color w:val="808080"/>
-        </w:rPr>
-        <w:t xml:space="preserve"> </w:t>
-      </w:r>
-      <w:proofErr w:type="spellStart"/>
-      <w:r>
-        <w:rPr>
-          <w:i/>
-          <w:color w:val="808080"/>
-        </w:rPr>
-        <w:t>apa</w:t>
-      </w:r>
-      <w:proofErr w:type="spellEnd"/>
-      <w:r>
-        <w:rPr>
-          <w:i/>
-          <w:color w:val="808080"/>
-        </w:rPr>
-        <w:t xml:space="preserve">, </w:t>
-      </w:r>
-      <w:proofErr w:type="spellStart"/>
-      <w:r>
-        <w:rPr>
-          <w:i/>
-          <w:color w:val="808080"/>
-        </w:rPr>
-        <w:t>bab</w:t>
-      </w:r>
-      <w:proofErr w:type="spellEnd"/>
-      <w:r>
-        <w:rPr>
-          <w:i/>
-          <w:color w:val="808080"/>
-        </w:rPr>
-        <w:t xml:space="preserve"> 5 </w:t>
-      </w:r>
-      <w:proofErr w:type="spellStart"/>
-      <w:r>
-        <w:rPr>
-          <w:i/>
-          <w:color w:val="808080"/>
-        </w:rPr>
-        <w:t>membahas</w:t>
-      </w:r>
-      <w:proofErr w:type="spellEnd"/>
-      <w:r>
-        <w:rPr>
-          <w:i/>
-          <w:color w:val="808080"/>
-        </w:rPr>
-        <w:t xml:space="preserve"> </w:t>
-      </w:r>
-      <w:proofErr w:type="spellStart"/>
-      <w:r>
-        <w:rPr>
-          <w:i/>
-          <w:color w:val="808080"/>
-        </w:rPr>
-        <w:t>tentang</w:t>
-      </w:r>
-      <w:proofErr w:type="spellEnd"/>
-      <w:r>
-        <w:rPr>
-          <w:i/>
-          <w:color w:val="808080"/>
-        </w:rPr>
-        <w:t xml:space="preserve"> </w:t>
-      </w:r>
-      <w:proofErr w:type="spellStart"/>
-      <w:r>
-        <w:rPr>
-          <w:i/>
-          <w:color w:val="808080"/>
-        </w:rPr>
-        <w:t>apa</w:t>
-      </w:r>
-      <w:proofErr w:type="spellEnd"/>
-      <w:r>
-        <w:rPr>
-          <w:i/>
-          <w:color w:val="808080"/>
-        </w:rPr>
-        <w:t xml:space="preserve">, dan </w:t>
-      </w:r>
-      <w:proofErr w:type="spellStart"/>
-      <w:r>
-        <w:rPr>
-          <w:i/>
-          <w:color w:val="808080"/>
-        </w:rPr>
-        <w:t>bab</w:t>
-      </w:r>
-      <w:proofErr w:type="spellEnd"/>
-      <w:r>
-        <w:rPr>
-          <w:i/>
-          <w:color w:val="808080"/>
-        </w:rPr>
-        <w:t xml:space="preserve"> 6 </w:t>
-      </w:r>
-      <w:proofErr w:type="spellStart"/>
-      <w:r>
-        <w:rPr>
-          <w:i/>
-          <w:color w:val="808080"/>
-        </w:rPr>
-        <w:t>mengenai</w:t>
-      </w:r>
-      <w:proofErr w:type="spellEnd"/>
-      <w:r>
-        <w:rPr>
-          <w:i/>
-          <w:color w:val="808080"/>
-        </w:rPr>
-        <w:t xml:space="preserve"> </w:t>
-      </w:r>
-      <w:proofErr w:type="spellStart"/>
-      <w:r>
-        <w:rPr>
-          <w:i/>
-          <w:color w:val="808080"/>
-        </w:rPr>
-        <w:t>kesimpulan</w:t>
-      </w:r>
-      <w:proofErr w:type="spellEnd"/>
-      <w:r>
-        <w:rPr>
-          <w:i/>
-          <w:color w:val="808080"/>
-        </w:rPr>
-        <w:t xml:space="preserve"> dan saran </w:t>
-      </w:r>
-      <w:proofErr w:type="spellStart"/>
-      <w:r>
-        <w:rPr>
-          <w:i/>
-          <w:color w:val="808080"/>
-        </w:rPr>
-        <w:t>secara</w:t>
-      </w:r>
-      <w:proofErr w:type="spellEnd"/>
-      <w:r>
-        <w:rPr>
-          <w:i/>
-          <w:color w:val="808080"/>
-        </w:rPr>
-        <w:t xml:space="preserve"> </w:t>
-      </w:r>
-      <w:proofErr w:type="spellStart"/>
-      <w:r>
-        <w:rPr>
-          <w:i/>
-          <w:color w:val="808080"/>
-        </w:rPr>
-        <w:t>singkat</w:t>
-      </w:r>
-      <w:proofErr w:type="spellEnd"/>
-      <w:r>
-        <w:rPr>
-          <w:i/>
-          <w:color w:val="808080"/>
-        </w:rPr>
-        <w:t>.</w:t>
+          <w:lang w:val="de-DE"/>
+        </w:rPr>
+        <w:t xml:space="preserve"> mengerjakan Tugas Akhir maka di tambahkan Bab 4 membahas tentang apa, bab 5 membahas tentang apa, dan bab 6 mengenai kesimpulan dan saran secara singkat.</w:t>
       </w:r>
     </w:p>
     <w:p>
@@ -8784,6 +7960,7 @@
         <w:rPr>
           <w:i/>
           <w:color w:val="808080"/>
+          <w:lang w:val="de-DE"/>
         </w:rPr>
       </w:pPr>
     </w:p>
@@ -8798,7 +7975,7 @@
 </file>
 
 <file path=word/numbering.xml><?xml version="1.0" encoding="utf-8"?>
-<w:numbering xmlns:wpc="http://schemas.microsoft.com/office/word/2010/wordprocessingCanvas" xmlns:cx="http://schemas.microsoft.com/office/drawing/2014/chartex" xmlns:cx1="http://schemas.microsoft.com/office/drawing/2015/9/8/chartex" xmlns:cx2="http://schemas.microsoft.com/office/drawing/2015/10/21/chartex" xmlns:cx3="http://schemas.microsoft.com/office/drawing/2016/5/9/chartex" xmlns:cx4="http://schemas.microsoft.com/office/drawing/2016/5/10/chartex" xmlns:cx5="http://schemas.microsoft.com/office/drawing/2016/5/11/chartex" xmlns:cx6="http://schemas.microsoft.com/office/drawing/2016/5/12/chartex" xmlns:cx7="http://schemas.microsoft.com/office/drawing/2016/5/13/chartex" xmlns:cx8="http://schemas.microsoft.com/office/drawing/2016/5/14/chartex" xmlns:mc="http://schemas.openxmlformats.org/markup-compatibility/2006" xmlns:aink="http://schemas.microsoft.com/office/drawing/2016/ink" xmlns:am3d="http://schemas.microsoft.com/office/drawing/2017/model3d" xmlns:o="urn:schemas-microsoft-com:office:office" xmlns:oel="http://schemas.microsoft.com/office/2019/extlst" xmlns:r="http://schemas.openxmlformats.org/officeDocument/2006/relationships" xmlns:m="http://schemas.openxmlformats.org/officeDocument/2006/math" xmlns:v="urn:schemas-microsoft-com:vml" xmlns:wp14="http://schemas.microsoft.com/office/word/2010/wordprocessingDrawing" xmlns:wp="http://schemas.openxmlformats.org/drawingml/2006/wordprocessingDrawing" xmlns:w10="urn:schemas-microsoft-com:office:word" xmlns:w="http://schemas.openxmlformats.org/wordprocessingml/2006/main" xmlns:w14="http://schemas.microsoft.com/office/word/2010/wordml" xmlns:w15="http://schemas.microsoft.com/office/word/2012/wordml" xmlns:w16cei="http://schemas.microsoft.com/office/word/2026/wordml/cei" xmlns:w16cex="http://schemas.microsoft.com/office/word/2018/wordml/cex" xmlns:w16cid="http://schemas.microsoft.com/office/word/2016/wordml/cid" xmlns:w16="http://schemas.microsoft.com/office/word/2018/wordml" xmlns:w16du="http://schemas.microsoft.com/office/word/2023/wordml/word16du" xmlns:w16sdtdh="http://schemas.microsoft.com/office/word/2020/wordml/sdtdatahash" xmlns:w16sdtfl="http://schemas.microsoft.com/office/word/2024/wordml/sdtformatlock" xmlns:w16se="http://schemas.microsoft.com/office/word/2015/wordml/symex" xmlns:wpg="http://schemas.microsoft.com/office/word/2010/wordprocessingGroup" xmlns:wpi="http://schemas.microsoft.com/office/word/2010/wordprocessingInk" xmlns:wne="http://schemas.microsoft.com/office/word/2006/wordml" xmlns:wps="http://schemas.microsoft.com/office/word/2010/wordprocessingShape" mc:Ignorable="w14 w15 w16se w16cid w16 w16cex w16sdtdh w16sdtfl w16du wp14">
+<w:numbering xmlns:wpc="http://schemas.microsoft.com/office/word/2010/wordprocessingCanvas" xmlns:cx="http://schemas.microsoft.com/office/drawing/2014/chartex" xmlns:cx1="http://schemas.microsoft.com/office/drawing/2015/9/8/chartex" xmlns:cx2="http://schemas.microsoft.com/office/drawing/2015/10/21/chartex" xmlns:cx3="http://schemas.microsoft.com/office/drawing/2016/5/9/chartex" xmlns:cx4="http://schemas.microsoft.com/office/drawing/2016/5/10/chartex" xmlns:cx5="http://schemas.microsoft.com/office/drawing/2016/5/11/chartex" xmlns:cx6="http://schemas.microsoft.com/office/drawing/2016/5/12/chartex" xmlns:cx7="http://schemas.microsoft.com/office/drawing/2016/5/13/chartex" xmlns:cx8="http://schemas.microsoft.com/office/drawing/2016/5/14/chartex" xmlns:mc="http://schemas.openxmlformats.org/markup-compatibility/2006" xmlns:aink="http://schemas.microsoft.com/office/drawing/2016/ink" xmlns:am3d="http://schemas.microsoft.com/office/drawing/2017/model3d" xmlns:o="urn:schemas-microsoft-com:office:office" xmlns:oel="http://schemas.microsoft.com/office/2019/extlst" xmlns:r="http://schemas.openxmlformats.org/officeDocument/2006/relationships" xmlns:m="http://schemas.openxmlformats.org/officeDocument/2006/math" xmlns:v="urn:schemas-microsoft-com:vml" xmlns:wp14="http://schemas.microsoft.com/office/word/2010/wordprocessingDrawing" xmlns:wp="http://schemas.openxmlformats.org/drawingml/2006/wordprocessingDrawing" xmlns:w10="urn:schemas-microsoft-com:office:word" xmlns:w="http://schemas.openxmlformats.org/wordprocessingml/2006/main" xmlns:w14="http://schemas.microsoft.com/office/word/2010/wordml" xmlns:w15="http://schemas.microsoft.com/office/word/2012/wordml" xmlns:w16cex="http://schemas.microsoft.com/office/word/2018/wordml/cex" xmlns:w16cid="http://schemas.microsoft.com/office/word/2016/wordml/cid" xmlns:w16="http://schemas.microsoft.com/office/word/2018/wordml" xmlns:w16du="http://schemas.microsoft.com/office/word/2023/wordml/word16du" xmlns:w16sdtdh="http://schemas.microsoft.com/office/word/2020/wordml/sdtdatahash" xmlns:w16sdtfl="http://schemas.microsoft.com/office/word/2024/wordml/sdtformatlock" xmlns:w16se="http://schemas.microsoft.com/office/word/2015/wordml/symex" xmlns:wpg="http://schemas.microsoft.com/office/word/2010/wordprocessingGroup" xmlns:wpi="http://schemas.microsoft.com/office/word/2010/wordprocessingInk" xmlns:wne="http://schemas.microsoft.com/office/word/2006/wordml" xmlns:wps="http://schemas.microsoft.com/office/word/2010/wordprocessingShape" mc:Ignorable="w14 w15 w16se w16cid w16 w16cex w16sdtdh w16sdtfl w16du wp14">
   <w:abstractNum w:abstractNumId="0" w15:restartNumberingAfterBreak="0">
     <w:nsid w:val="031E43CA"/>
     <w:multiLevelType w:val="multilevel"/>
